--- a/4-质量管理/运行记录类文件/040202-内部审核检查表.docx
+++ b/4-质量管理/运行记录类文件/040202-内部审核检查表.docx
@@ -9439,12 +9439,6 @@
             <w:insideH w:val="single" w:color="000000" w:sz="8" w:space="0"/>
             <w:insideV w:val="single" w:color="000000" w:sz="8" w:space="0"/>
           </w:tblBorders>
-          <w:tblCellMar>
-            <w:top w:w="0" w:type="dxa"/>
-            <w:left w:w="0" w:type="dxa"/>
-            <w:bottom w:w="0" w:type="dxa"/>
-            <w:right w:w="0" w:type="dxa"/>
-          </w:tblCellMar>
         </w:tblPrEx>
         <w:trPr>
           <w:trHeight w:val="572" w:hRule="atLeast"/>
@@ -18292,8 +18286,6 @@
               </w:rPr>
               <w:t>张秀才</w:t>
             </w:r>
-            <w:bookmarkStart w:id="1" w:name="_GoBack"/>
-            <w:bookmarkEnd w:id="1"/>
           </w:p>
         </w:tc>
       </w:tr>
@@ -19148,6 +19140,7 @@
                 <w:lang w:val="en-US" w:eastAsia="zh-CN"/>
               </w:rPr>
             </w:pPr>
+            <w:bookmarkStart w:id="1" w:name="_GoBack"/>
             <w:r>
               <w:rPr>
                 <w:color w:val="FF0000"/>
@@ -19155,6 +19148,7 @@
               </w:rPr>
               <w:t>没有编制《运维工具使用效果自评估报告》的模板</w:t>
             </w:r>
+            <w:bookmarkEnd w:id="1"/>
           </w:p>
         </w:tc>
         <w:tc>
